--- a/content-src/docx/I G 2003 09 27 Thom Gunn.docx
+++ b/content-src/docx/I G 2003 09 27 Thom Gunn.docx
@@ -46,6 +46,11 @@
           <w:color w:val="121212"/>
         </w:rPr>
         <w:t>&lt;/details&gt;</w:t>
+      </w:r>
+    </w:p>
+    <w:p>
+      <w:r>
+        <w:t>&lt;category&gt;interviews&lt;/category&gt;</w:t>
       </w:r>
     </w:p>
     <w:p/>
